--- a/Introduccion a la Ingenieria/Kit docente/Clase 3/Guion Docente Clase 3 - Fundamentos basicos de la Ingenieria de Sistemas.docx
+++ b/Introduccion a la Ingenieria/Kit docente/Clase 3/Guion Docente Clase 3 - Fundamentos basicos de la Ingenieria de Sistemas.docx
@@ -69,7 +69,7 @@
           <w:color w:val="4A4A49"/>
           <w:sz w:val="22"/>
         </w:rPr>
-        <w:t>Tipo: Clase virtual sincrónica por Google Meet · Sesión 3 de 16 · corresponde al tema 3 del microcurrículo</w:t>
+        <w:t>Tipo: Clase virtual sincrónica por Google Meet · Sesión 2 de 11 (sesión doble junto con la Clase 2) · corresponde al tema 3 del microcurrículo</w:t>
       </w:r>
     </w:p>
     <w:p>
@@ -169,6 +169,7 @@
       <w:r>
         <w:rPr>
           <w:rFonts w:ascii="Consolas" w:hAnsi="Consolas"/>
+          <w:b w:val="0"/>
           <w:color w:val="111111"/>
           <w:sz w:val="21"/>
         </w:rPr>
@@ -743,7 +744,7 @@
           <w:color w:val="4A4A49"/>
           <w:sz w:val="22"/>
         </w:rPr>
-        <w:t>. Ese último es el más importante para el curso, porque es un actor al que el sistema le empeoró la vida sin que nadie lo consultara. La sesión 13, sobre impacto social, es básicamente una hora dedicada a buscar a ese actor.</w:t>
+        <w:t>. Ese último es el más importante para el curso, porque es un actor al que el sistema le empeoró la vida sin que nadie lo consultara. La Clase 13, sobre impacto social, es básicamente una hora dedicada a buscar a ese actor.</w:t>
       </w:r>
     </w:p>
     <w:p>
@@ -940,6 +941,7 @@
       <w:r>
         <w:rPr>
           <w:rFonts w:ascii="Consolas" w:hAnsi="Consolas"/>
+          <w:b w:val="0"/>
           <w:color w:val="111111"/>
           <w:sz w:val="21"/>
         </w:rPr>
@@ -1107,7 +1109,7 @@
           <w:color w:val="4A4A49"/>
           <w:sz w:val="22"/>
         </w:rPr>
-        <w:t>Para la sesión 4</w:t>
+        <w:t>Para la Clase 4</w:t>
       </w:r>
     </w:p>
     <w:p>
@@ -1577,7 +1579,7 @@
           <w:color w:val="4A4A49"/>
           <w:sz w:val="22"/>
         </w:rPr>
-        <w:t xml:space="preserve"> anote los actores olvidados que aparezcan. Son material directo para la sesión 13 y conviene tener la lista.</w:t>
+        <w:t xml:space="preserve"> anote los actores olvidados que aparezcan. Son material directo para la Clase 13 y conviene tener la lista.</w:t>
       </w:r>
     </w:p>
     <w:p>
@@ -2195,7 +2197,7 @@
           <w:color w:val="4A4A49"/>
           <w:sz w:val="22"/>
         </w:rPr>
-        <w:t>Anote los actores no-usuarios que aparezcan en las cinco exposiciones: es la lista de entrada de la sesión 13 y no se vuelve a tener tan fácil.</w:t>
+        <w:t>Anote los actores no-usuarios que aparezcan en las cinco exposiciones: es la lista de entrada de la Clase 13 y no se vuelve a tener tan fácil.</w:t>
       </w:r>
     </w:p>
     <w:p>
@@ -2239,6 +2241,7 @@
       <w:r>
         <w:rPr>
           <w:rFonts w:ascii="Consolas" w:hAnsi="Consolas"/>
+          <w:b w:val="0"/>
           <w:color w:val="111111"/>
           <w:sz w:val="21"/>
         </w:rPr>
@@ -2260,6 +2263,7 @@
       <w:r>
         <w:rPr>
           <w:rFonts w:ascii="Consolas" w:hAnsi="Consolas"/>
+          <w:b w:val="0"/>
           <w:color w:val="111111"/>
           <w:sz w:val="21"/>
         </w:rPr>
@@ -2297,6 +2301,7 @@
       <w:r>
         <w:rPr>
           <w:rFonts w:ascii="Consolas" w:hAnsi="Consolas"/>
+          <w:b w:val="0"/>
           <w:color w:val="111111"/>
           <w:sz w:val="21"/>
         </w:rPr>
@@ -2318,6 +2323,7 @@
       <w:r>
         <w:rPr>
           <w:rFonts w:ascii="Consolas" w:hAnsi="Consolas"/>
+          <w:b w:val="0"/>
           <w:color w:val="111111"/>
           <w:sz w:val="21"/>
         </w:rPr>

--- a/Introduccion a la Ingenieria/Kit docente/Clase 3/Guion Docente Clase 3 - Fundamentos basicos de la Ingenieria de Sistemas.docx
+++ b/Introduccion a la Ingenieria/Kit docente/Clase 3/Guion Docente Clase 3 - Fundamentos basicos de la Ingenieria de Sistemas.docx
@@ -69,7 +69,7 @@
           <w:color w:val="4A4A49"/>
           <w:sz w:val="22"/>
         </w:rPr>
-        <w:t>Tipo: Clase virtual sincrónica por Google Meet · Sesión 2 de 11 (sesión doble junto con la Clase 2) · corresponde al tema 3 del microcurrículo</w:t>
+        <w:t>Tipo: Clase virtual sincrónica por Microsoft Teams · Sesión 2 de 11 (sesión doble junto con la Clase 2) · corresponde al tema 3 del microcurrículo</w:t>
       </w:r>
     </w:p>
     <w:p>
@@ -98,7 +98,7 @@
           <w:color w:val="4A4A49"/>
           <w:sz w:val="22"/>
         </w:rPr>
-        <w:t xml:space="preserve"> por Google Meet · actividades en plataformas gratuitas en la nube · los 5 equipos trabajan en </w:t>
+        <w:t xml:space="preserve"> por Microsoft Teams · actividades en plataformas gratuitas en la nube · los 5 equipos trabajan en </w:t>
       </w:r>
       <w:r>
         <w:rPr>
